--- a/06-Ingles/ingles.docx
+++ b/06-Ingles/ingles.docx
@@ -10,6 +10,7 @@
       </w:pPr>
       <w:r>
         <w:rPr>
+          <w:noProof/>
           <w:lang w:val="en-US"/>
         </w:rPr>
         <w:drawing>
@@ -50,6 +51,7 @@
       </w:r>
       <w:r>
         <w:rPr>
+          <w:noProof/>
           <w:lang w:val="en-US"/>
         </w:rPr>
         <w:drawing>
@@ -90,6 +92,7 @@
       </w:r>
       <w:r>
         <w:rPr>
+          <w:noProof/>
           <w:lang w:val="en-US"/>
         </w:rPr>
         <w:drawing>
@@ -130,6 +133,7 @@
       </w:r>
       <w:r>
         <w:rPr>
+          <w:noProof/>
           <w:lang w:val="en-US"/>
         </w:rPr>
         <w:lastRenderedPageBreak/>
@@ -171,6 +175,7 @@
       </w:r>
       <w:r>
         <w:rPr>
+          <w:noProof/>
           <w:lang w:val="en-US"/>
         </w:rPr>
         <w:drawing>
@@ -218,6 +223,7 @@
       </w:pPr>
       <w:r>
         <w:rPr>
+          <w:noProof/>
           <w:lang w:val="en-US"/>
         </w:rPr>
         <w:lastRenderedPageBreak/>
@@ -259,6 +265,7 @@
       </w:r>
       <w:r>
         <w:rPr>
+          <w:noProof/>
           <w:lang w:val="en-US"/>
         </w:rPr>
         <w:drawing>
@@ -296,6 +303,737 @@
             </a:graphic>
           </wp:inline>
         </w:drawing>
+      </w:r>
+    </w:p>
+    <w:p>
+      <w:pPr>
+        <w:rPr>
+          <w:lang w:val="en-US"/>
+        </w:rPr>
+      </w:pPr>
+    </w:p>
+    <w:p>
+      <w:pPr>
+        <w:rPr>
+          <w:lang w:val="en-US"/>
+        </w:rPr>
+      </w:pPr>
+    </w:p>
+    <w:p>
+      <w:pPr>
+        <w:rPr>
+          <w:lang w:val="en-US"/>
+        </w:rPr>
+      </w:pPr>
+    </w:p>
+    <w:p>
+      <w:pPr>
+        <w:rPr>
+          <w:lang w:val="en-US"/>
+        </w:rPr>
+      </w:pPr>
+    </w:p>
+    <w:p>
+      <w:pPr>
+        <w:rPr>
+          <w:lang w:val="en-US"/>
+        </w:rPr>
+      </w:pPr>
+    </w:p>
+    <w:p>
+      <w:pPr>
+        <w:rPr>
+          <w:lang w:val="en-US"/>
+        </w:rPr>
+      </w:pPr>
+      <w:r>
+        <w:rPr>
+          <w:lang w:val="en-US"/>
+        </w:rPr>
+        <w:lastRenderedPageBreak/>
+        <w:drawing>
+          <wp:inline distT="0" distB="0" distL="0" distR="0" wp14:anchorId="2823194D" wp14:editId="658E68A0">
+            <wp:extent cx="4709568" cy="4404742"/>
+            <wp:effectExtent l="0" t="0" r="0" b="0"/>
+            <wp:docPr id="8" name="Imagen 8"/>
+            <wp:cNvGraphicFramePr>
+              <a:graphicFrameLocks xmlns:a="http://schemas.openxmlformats.org/drawingml/2006/main" noChangeAspect="1"/>
+            </wp:cNvGraphicFramePr>
+            <a:graphic xmlns:a="http://schemas.openxmlformats.org/drawingml/2006/main">
+              <a:graphicData uri="http://schemas.openxmlformats.org/drawingml/2006/picture">
+                <pic:pic xmlns:pic="http://schemas.openxmlformats.org/drawingml/2006/picture">
+                  <pic:nvPicPr>
+                    <pic:cNvPr id="1" name=""/>
+                    <pic:cNvPicPr/>
+                  </pic:nvPicPr>
+                  <pic:blipFill>
+                    <a:blip r:embed="rId11"/>
+                    <a:stretch>
+                      <a:fillRect/>
+                    </a:stretch>
+                  </pic:blipFill>
+                  <pic:spPr>
+                    <a:xfrm>
+                      <a:off x="0" y="0"/>
+                      <a:ext cx="4709568" cy="4404742"/>
+                    </a:xfrm>
+                    <a:prstGeom prst="rect">
+                      <a:avLst/>
+                    </a:prstGeom>
+                  </pic:spPr>
+                </pic:pic>
+              </a:graphicData>
+            </a:graphic>
+          </wp:inline>
+        </w:drawing>
+      </w:r>
+    </w:p>
+    <w:p>
+      <w:pPr>
+        <w:rPr>
+          <w:lang w:val="en-US"/>
+        </w:rPr>
+      </w:pPr>
+    </w:p>
+    <w:p>
+      <w:pPr>
+        <w:rPr>
+          <w:lang w:val="en-US"/>
+        </w:rPr>
+      </w:pPr>
+      <w:r>
+        <w:rPr>
+          <w:lang w:val="en-US"/>
+        </w:rPr>
+        <w:drawing>
+          <wp:inline distT="0" distB="0" distL="0" distR="0" wp14:anchorId="37218E41" wp14:editId="36BF4213">
+            <wp:extent cx="5400040" cy="2831465"/>
+            <wp:effectExtent l="0" t="0" r="0" b="6985"/>
+            <wp:docPr id="9" name="Imagen 9"/>
+            <wp:cNvGraphicFramePr>
+              <a:graphicFrameLocks xmlns:a="http://schemas.openxmlformats.org/drawingml/2006/main" noChangeAspect="1"/>
+            </wp:cNvGraphicFramePr>
+            <a:graphic xmlns:a="http://schemas.openxmlformats.org/drawingml/2006/main">
+              <a:graphicData uri="http://schemas.openxmlformats.org/drawingml/2006/picture">
+                <pic:pic xmlns:pic="http://schemas.openxmlformats.org/drawingml/2006/picture">
+                  <pic:nvPicPr>
+                    <pic:cNvPr id="1" name=""/>
+                    <pic:cNvPicPr/>
+                  </pic:nvPicPr>
+                  <pic:blipFill>
+                    <a:blip r:embed="rId12"/>
+                    <a:stretch>
+                      <a:fillRect/>
+                    </a:stretch>
+                  </pic:blipFill>
+                  <pic:spPr>
+                    <a:xfrm>
+                      <a:off x="0" y="0"/>
+                      <a:ext cx="5400040" cy="2831465"/>
+                    </a:xfrm>
+                    <a:prstGeom prst="rect">
+                      <a:avLst/>
+                    </a:prstGeom>
+                  </pic:spPr>
+                </pic:pic>
+              </a:graphicData>
+            </a:graphic>
+          </wp:inline>
+        </w:drawing>
+      </w:r>
+    </w:p>
+    <w:p>
+      <w:pPr>
+        <w:rPr>
+          <w:lang w:val="en-US"/>
+        </w:rPr>
+      </w:pPr>
+      <w:r>
+        <w:rPr>
+          <w:lang w:val="en-US"/>
+        </w:rPr>
+        <w:lastRenderedPageBreak/>
+        <w:drawing>
+          <wp:inline distT="0" distB="0" distL="0" distR="0" wp14:anchorId="0DCA896A" wp14:editId="0115E287">
+            <wp:extent cx="5400040" cy="2840355"/>
+            <wp:effectExtent l="0" t="0" r="0" b="0"/>
+            <wp:docPr id="11" name="Imagen 11"/>
+            <wp:cNvGraphicFramePr>
+              <a:graphicFrameLocks xmlns:a="http://schemas.openxmlformats.org/drawingml/2006/main" noChangeAspect="1"/>
+            </wp:cNvGraphicFramePr>
+            <a:graphic xmlns:a="http://schemas.openxmlformats.org/drawingml/2006/main">
+              <a:graphicData uri="http://schemas.openxmlformats.org/drawingml/2006/picture">
+                <pic:pic xmlns:pic="http://schemas.openxmlformats.org/drawingml/2006/picture">
+                  <pic:nvPicPr>
+                    <pic:cNvPr id="1" name=""/>
+                    <pic:cNvPicPr/>
+                  </pic:nvPicPr>
+                  <pic:blipFill>
+                    <a:blip r:embed="rId13"/>
+                    <a:stretch>
+                      <a:fillRect/>
+                    </a:stretch>
+                  </pic:blipFill>
+                  <pic:spPr>
+                    <a:xfrm>
+                      <a:off x="0" y="0"/>
+                      <a:ext cx="5400040" cy="2840355"/>
+                    </a:xfrm>
+                    <a:prstGeom prst="rect">
+                      <a:avLst/>
+                    </a:prstGeom>
+                  </pic:spPr>
+                </pic:pic>
+              </a:graphicData>
+            </a:graphic>
+          </wp:inline>
+        </w:drawing>
+      </w:r>
+    </w:p>
+    <w:p>
+      <w:pPr>
+        <w:rPr>
+          <w:lang w:val="en-US"/>
+        </w:rPr>
+      </w:pPr>
+      <w:r>
+        <w:rPr>
+          <w:lang w:val="en-US"/>
+        </w:rPr>
+        <w:drawing>
+          <wp:inline distT="0" distB="0" distL="0" distR="0" wp14:anchorId="4FC18992" wp14:editId="78680FEE">
+            <wp:extent cx="5400040" cy="2620010"/>
+            <wp:effectExtent l="0" t="0" r="0" b="8890"/>
+            <wp:docPr id="10" name="Imagen 10"/>
+            <wp:cNvGraphicFramePr>
+              <a:graphicFrameLocks xmlns:a="http://schemas.openxmlformats.org/drawingml/2006/main" noChangeAspect="1"/>
+            </wp:cNvGraphicFramePr>
+            <a:graphic xmlns:a="http://schemas.openxmlformats.org/drawingml/2006/main">
+              <a:graphicData uri="http://schemas.openxmlformats.org/drawingml/2006/picture">
+                <pic:pic xmlns:pic="http://schemas.openxmlformats.org/drawingml/2006/picture">
+                  <pic:nvPicPr>
+                    <pic:cNvPr id="1" name=""/>
+                    <pic:cNvPicPr/>
+                  </pic:nvPicPr>
+                  <pic:blipFill>
+                    <a:blip r:embed="rId14"/>
+                    <a:stretch>
+                      <a:fillRect/>
+                    </a:stretch>
+                  </pic:blipFill>
+                  <pic:spPr>
+                    <a:xfrm>
+                      <a:off x="0" y="0"/>
+                      <a:ext cx="5400040" cy="2620010"/>
+                    </a:xfrm>
+                    <a:prstGeom prst="rect">
+                      <a:avLst/>
+                    </a:prstGeom>
+                  </pic:spPr>
+                </pic:pic>
+              </a:graphicData>
+            </a:graphic>
+          </wp:inline>
+        </w:drawing>
+      </w:r>
+    </w:p>
+    <w:p>
+      <w:pPr>
+        <w:rPr>
+          <w:lang w:val="en-US"/>
+        </w:rPr>
+      </w:pPr>
+      <w:r>
+        <w:rPr>
+          <w:lang w:val="en-US"/>
+        </w:rPr>
+        <w:drawing>
+          <wp:inline distT="0" distB="0" distL="0" distR="0" wp14:anchorId="7918A3E2" wp14:editId="181E4D8A">
+            <wp:extent cx="5400040" cy="2395220"/>
+            <wp:effectExtent l="0" t="0" r="0" b="5080"/>
+            <wp:docPr id="12" name="Imagen 12"/>
+            <wp:cNvGraphicFramePr>
+              <a:graphicFrameLocks xmlns:a="http://schemas.openxmlformats.org/drawingml/2006/main" noChangeAspect="1"/>
+            </wp:cNvGraphicFramePr>
+            <a:graphic xmlns:a="http://schemas.openxmlformats.org/drawingml/2006/main">
+              <a:graphicData uri="http://schemas.openxmlformats.org/drawingml/2006/picture">
+                <pic:pic xmlns:pic="http://schemas.openxmlformats.org/drawingml/2006/picture">
+                  <pic:nvPicPr>
+                    <pic:cNvPr id="1" name=""/>
+                    <pic:cNvPicPr/>
+                  </pic:nvPicPr>
+                  <pic:blipFill>
+                    <a:blip r:embed="rId15"/>
+                    <a:stretch>
+                      <a:fillRect/>
+                    </a:stretch>
+                  </pic:blipFill>
+                  <pic:spPr>
+                    <a:xfrm>
+                      <a:off x="0" y="0"/>
+                      <a:ext cx="5400040" cy="2395220"/>
+                    </a:xfrm>
+                    <a:prstGeom prst="rect">
+                      <a:avLst/>
+                    </a:prstGeom>
+                  </pic:spPr>
+                </pic:pic>
+              </a:graphicData>
+            </a:graphic>
+          </wp:inline>
+        </w:drawing>
+      </w:r>
+    </w:p>
+    <w:p>
+      <w:pPr>
+        <w:rPr>
+          <w:lang w:val="en-US"/>
+        </w:rPr>
+      </w:pPr>
+      <w:r>
+        <w:rPr>
+          <w:lang w:val="en-US"/>
+        </w:rPr>
+        <w:lastRenderedPageBreak/>
+        <w:drawing>
+          <wp:inline distT="0" distB="0" distL="0" distR="0" wp14:anchorId="66F6BF22" wp14:editId="181F0D44">
+            <wp:extent cx="5400040" cy="2597785"/>
+            <wp:effectExtent l="0" t="0" r="0" b="0"/>
+            <wp:docPr id="13" name="Imagen 13"/>
+            <wp:cNvGraphicFramePr>
+              <a:graphicFrameLocks xmlns:a="http://schemas.openxmlformats.org/drawingml/2006/main" noChangeAspect="1"/>
+            </wp:cNvGraphicFramePr>
+            <a:graphic xmlns:a="http://schemas.openxmlformats.org/drawingml/2006/main">
+              <a:graphicData uri="http://schemas.openxmlformats.org/drawingml/2006/picture">
+                <pic:pic xmlns:pic="http://schemas.openxmlformats.org/drawingml/2006/picture">
+                  <pic:nvPicPr>
+                    <pic:cNvPr id="1" name=""/>
+                    <pic:cNvPicPr/>
+                  </pic:nvPicPr>
+                  <pic:blipFill>
+                    <a:blip r:embed="rId16"/>
+                    <a:stretch>
+                      <a:fillRect/>
+                    </a:stretch>
+                  </pic:blipFill>
+                  <pic:spPr>
+                    <a:xfrm>
+                      <a:off x="0" y="0"/>
+                      <a:ext cx="5400040" cy="2597785"/>
+                    </a:xfrm>
+                    <a:prstGeom prst="rect">
+                      <a:avLst/>
+                    </a:prstGeom>
+                  </pic:spPr>
+                </pic:pic>
+              </a:graphicData>
+            </a:graphic>
+          </wp:inline>
+        </w:drawing>
+      </w:r>
+    </w:p>
+    <w:p>
+      <w:pPr>
+        <w:rPr>
+          <w:lang w:val="en-US"/>
+        </w:rPr>
+      </w:pPr>
+      <w:r>
+        <w:rPr>
+          <w:lang w:val="en-US"/>
+        </w:rPr>
+        <w:drawing>
+          <wp:inline distT="0" distB="0" distL="0" distR="0" wp14:anchorId="6CCCC79A" wp14:editId="7D6642F6">
+            <wp:extent cx="5400040" cy="2420620"/>
+            <wp:effectExtent l="0" t="0" r="0" b="0"/>
+            <wp:docPr id="14" name="Imagen 14"/>
+            <wp:cNvGraphicFramePr>
+              <a:graphicFrameLocks xmlns:a="http://schemas.openxmlformats.org/drawingml/2006/main" noChangeAspect="1"/>
+            </wp:cNvGraphicFramePr>
+            <a:graphic xmlns:a="http://schemas.openxmlformats.org/drawingml/2006/main">
+              <a:graphicData uri="http://schemas.openxmlformats.org/drawingml/2006/picture">
+                <pic:pic xmlns:pic="http://schemas.openxmlformats.org/drawingml/2006/picture">
+                  <pic:nvPicPr>
+                    <pic:cNvPr id="1" name=""/>
+                    <pic:cNvPicPr/>
+                  </pic:nvPicPr>
+                  <pic:blipFill>
+                    <a:blip r:embed="rId17"/>
+                    <a:stretch>
+                      <a:fillRect/>
+                    </a:stretch>
+                  </pic:blipFill>
+                  <pic:spPr>
+                    <a:xfrm>
+                      <a:off x="0" y="0"/>
+                      <a:ext cx="5400040" cy="2420620"/>
+                    </a:xfrm>
+                    <a:prstGeom prst="rect">
+                      <a:avLst/>
+                    </a:prstGeom>
+                  </pic:spPr>
+                </pic:pic>
+              </a:graphicData>
+            </a:graphic>
+          </wp:inline>
+        </w:drawing>
+      </w:r>
+      <w:r>
+        <w:rPr>
+          <w:lang w:val="en-US"/>
+        </w:rPr>
+        <w:drawing>
+          <wp:inline distT="0" distB="0" distL="0" distR="0" wp14:anchorId="1C9C18FA" wp14:editId="5F0C3AEB">
+            <wp:extent cx="5400040" cy="3023235"/>
+            <wp:effectExtent l="0" t="0" r="0" b="5715"/>
+            <wp:docPr id="15" name="Imagen 15"/>
+            <wp:cNvGraphicFramePr>
+              <a:graphicFrameLocks xmlns:a="http://schemas.openxmlformats.org/drawingml/2006/main" noChangeAspect="1"/>
+            </wp:cNvGraphicFramePr>
+            <a:graphic xmlns:a="http://schemas.openxmlformats.org/drawingml/2006/main">
+              <a:graphicData uri="http://schemas.openxmlformats.org/drawingml/2006/picture">
+                <pic:pic xmlns:pic="http://schemas.openxmlformats.org/drawingml/2006/picture">
+                  <pic:nvPicPr>
+                    <pic:cNvPr id="1" name=""/>
+                    <pic:cNvPicPr/>
+                  </pic:nvPicPr>
+                  <pic:blipFill>
+                    <a:blip r:embed="rId18"/>
+                    <a:stretch>
+                      <a:fillRect/>
+                    </a:stretch>
+                  </pic:blipFill>
+                  <pic:spPr>
+                    <a:xfrm>
+                      <a:off x="0" y="0"/>
+                      <a:ext cx="5400040" cy="3023235"/>
+                    </a:xfrm>
+                    <a:prstGeom prst="rect">
+                      <a:avLst/>
+                    </a:prstGeom>
+                  </pic:spPr>
+                </pic:pic>
+              </a:graphicData>
+            </a:graphic>
+          </wp:inline>
+        </w:drawing>
+      </w:r>
+      <w:r>
+        <w:rPr>
+          <w:lang w:val="en-US"/>
+        </w:rPr>
+        <w:lastRenderedPageBreak/>
+        <w:drawing>
+          <wp:inline distT="0" distB="0" distL="0" distR="0" wp14:anchorId="7BD15ACF" wp14:editId="677D5952">
+            <wp:extent cx="5400040" cy="3194050"/>
+            <wp:effectExtent l="0" t="0" r="0" b="6350"/>
+            <wp:docPr id="16" name="Imagen 16"/>
+            <wp:cNvGraphicFramePr>
+              <a:graphicFrameLocks xmlns:a="http://schemas.openxmlformats.org/drawingml/2006/main" noChangeAspect="1"/>
+            </wp:cNvGraphicFramePr>
+            <a:graphic xmlns:a="http://schemas.openxmlformats.org/drawingml/2006/main">
+              <a:graphicData uri="http://schemas.openxmlformats.org/drawingml/2006/picture">
+                <pic:pic xmlns:pic="http://schemas.openxmlformats.org/drawingml/2006/picture">
+                  <pic:nvPicPr>
+                    <pic:cNvPr id="1" name=""/>
+                    <pic:cNvPicPr/>
+                  </pic:nvPicPr>
+                  <pic:blipFill>
+                    <a:blip r:embed="rId19"/>
+                    <a:stretch>
+                      <a:fillRect/>
+                    </a:stretch>
+                  </pic:blipFill>
+                  <pic:spPr>
+                    <a:xfrm>
+                      <a:off x="0" y="0"/>
+                      <a:ext cx="5400040" cy="3194050"/>
+                    </a:xfrm>
+                    <a:prstGeom prst="rect">
+                      <a:avLst/>
+                    </a:prstGeom>
+                  </pic:spPr>
+                </pic:pic>
+              </a:graphicData>
+            </a:graphic>
+          </wp:inline>
+        </w:drawing>
+      </w:r>
+      <w:r>
+        <w:rPr>
+          <w:lang w:val="en-US"/>
+        </w:rPr>
+        <w:drawing>
+          <wp:inline distT="0" distB="0" distL="0" distR="0" wp14:anchorId="6B26F9C8" wp14:editId="28D48C02">
+            <wp:extent cx="5400040" cy="1373505"/>
+            <wp:effectExtent l="0" t="0" r="0" b="0"/>
+            <wp:docPr id="17" name="Imagen 17"/>
+            <wp:cNvGraphicFramePr>
+              <a:graphicFrameLocks xmlns:a="http://schemas.openxmlformats.org/drawingml/2006/main" noChangeAspect="1"/>
+            </wp:cNvGraphicFramePr>
+            <a:graphic xmlns:a="http://schemas.openxmlformats.org/drawingml/2006/main">
+              <a:graphicData uri="http://schemas.openxmlformats.org/drawingml/2006/picture">
+                <pic:pic xmlns:pic="http://schemas.openxmlformats.org/drawingml/2006/picture">
+                  <pic:nvPicPr>
+                    <pic:cNvPr id="1" name=""/>
+                    <pic:cNvPicPr/>
+                  </pic:nvPicPr>
+                  <pic:blipFill>
+                    <a:blip r:embed="rId20"/>
+                    <a:stretch>
+                      <a:fillRect/>
+                    </a:stretch>
+                  </pic:blipFill>
+                  <pic:spPr>
+                    <a:xfrm>
+                      <a:off x="0" y="0"/>
+                      <a:ext cx="5400040" cy="1373505"/>
+                    </a:xfrm>
+                    <a:prstGeom prst="rect">
+                      <a:avLst/>
+                    </a:prstGeom>
+                  </pic:spPr>
+                </pic:pic>
+              </a:graphicData>
+            </a:graphic>
+          </wp:inline>
+        </w:drawing>
+      </w:r>
+      <w:r>
+        <w:rPr>
+          <w:lang w:val="en-US"/>
+        </w:rPr>
+        <w:drawing>
+          <wp:inline distT="0" distB="0" distL="0" distR="0" wp14:anchorId="1D6EFDA5" wp14:editId="1F3CF382">
+            <wp:extent cx="5400040" cy="1480185"/>
+            <wp:effectExtent l="0" t="0" r="0" b="5715"/>
+            <wp:docPr id="18" name="Imagen 18"/>
+            <wp:cNvGraphicFramePr>
+              <a:graphicFrameLocks xmlns:a="http://schemas.openxmlformats.org/drawingml/2006/main" noChangeAspect="1"/>
+            </wp:cNvGraphicFramePr>
+            <a:graphic xmlns:a="http://schemas.openxmlformats.org/drawingml/2006/main">
+              <a:graphicData uri="http://schemas.openxmlformats.org/drawingml/2006/picture">
+                <pic:pic xmlns:pic="http://schemas.openxmlformats.org/drawingml/2006/picture">
+                  <pic:nvPicPr>
+                    <pic:cNvPr id="1" name=""/>
+                    <pic:cNvPicPr/>
+                  </pic:nvPicPr>
+                  <pic:blipFill>
+                    <a:blip r:embed="rId21"/>
+                    <a:stretch>
+                      <a:fillRect/>
+                    </a:stretch>
+                  </pic:blipFill>
+                  <pic:spPr>
+                    <a:xfrm>
+                      <a:off x="0" y="0"/>
+                      <a:ext cx="5400040" cy="1480185"/>
+                    </a:xfrm>
+                    <a:prstGeom prst="rect">
+                      <a:avLst/>
+                    </a:prstGeom>
+                  </pic:spPr>
+                </pic:pic>
+              </a:graphicData>
+            </a:graphic>
+          </wp:inline>
+        </w:drawing>
+      </w:r>
+      <w:r>
+        <w:rPr>
+          <w:lang w:val="en-US"/>
+        </w:rPr>
+        <w:drawing>
+          <wp:inline distT="0" distB="0" distL="0" distR="0" wp14:anchorId="39EACA01" wp14:editId="61C0B2A2">
+            <wp:extent cx="5400040" cy="1327150"/>
+            <wp:effectExtent l="0" t="0" r="0" b="6350"/>
+            <wp:docPr id="19" name="Imagen 19"/>
+            <wp:cNvGraphicFramePr>
+              <a:graphicFrameLocks xmlns:a="http://schemas.openxmlformats.org/drawingml/2006/main" noChangeAspect="1"/>
+            </wp:cNvGraphicFramePr>
+            <a:graphic xmlns:a="http://schemas.openxmlformats.org/drawingml/2006/main">
+              <a:graphicData uri="http://schemas.openxmlformats.org/drawingml/2006/picture">
+                <pic:pic xmlns:pic="http://schemas.openxmlformats.org/drawingml/2006/picture">
+                  <pic:nvPicPr>
+                    <pic:cNvPr id="1" name=""/>
+                    <pic:cNvPicPr/>
+                  </pic:nvPicPr>
+                  <pic:blipFill>
+                    <a:blip r:embed="rId22"/>
+                    <a:stretch>
+                      <a:fillRect/>
+                    </a:stretch>
+                  </pic:blipFill>
+                  <pic:spPr>
+                    <a:xfrm>
+                      <a:off x="0" y="0"/>
+                      <a:ext cx="5400040" cy="1327150"/>
+                    </a:xfrm>
+                    <a:prstGeom prst="rect">
+                      <a:avLst/>
+                    </a:prstGeom>
+                  </pic:spPr>
+                </pic:pic>
+              </a:graphicData>
+            </a:graphic>
+          </wp:inline>
+        </w:drawing>
+      </w:r>
+    </w:p>
+    <w:p>
+      <w:pPr>
+        <w:rPr>
+          <w:lang w:val="en-US"/>
+        </w:rPr>
+      </w:pPr>
+    </w:p>
+    <w:p>
+      <w:pPr>
+        <w:rPr>
+          <w:lang w:val="en-US"/>
+        </w:rPr>
+      </w:pPr>
+    </w:p>
+    <w:p>
+      <w:pPr>
+        <w:rPr>
+          <w:lang w:val="en-US"/>
+        </w:rPr>
+      </w:pPr>
+    </w:p>
+    <w:p>
+      <w:pPr>
+        <w:rPr>
+          <w:lang w:val="en-US"/>
+        </w:rPr>
+      </w:pPr>
+    </w:p>
+    <w:p>
+      <w:pPr>
+        <w:rPr>
+          <w:lang w:val="en-US"/>
+        </w:rPr>
+      </w:pPr>
+    </w:p>
+    <w:p>
+      <w:pPr>
+        <w:rPr>
+          <w:sz w:val="40"/>
+          <w:szCs w:val="40"/>
+          <w:lang w:val="en-US"/>
+        </w:rPr>
+      </w:pPr>
+      <w:r>
+        <w:rPr>
+          <w:sz w:val="40"/>
+          <w:szCs w:val="40"/>
+          <w:lang w:val="en-US"/>
+        </w:rPr>
+        <w:lastRenderedPageBreak/>
+        <w:t>What happened?</w:t>
+      </w:r>
+    </w:p>
+    <w:p>
+      <w:pPr>
+        <w:rPr>
+          <w:sz w:val="40"/>
+          <w:szCs w:val="40"/>
+          <w:lang w:val="en-US"/>
+        </w:rPr>
+      </w:pPr>
+      <w:r>
+        <w:rPr>
+          <w:sz w:val="40"/>
+          <w:szCs w:val="40"/>
+          <w:lang w:val="en-US"/>
+        </w:rPr>
+        <w:t>During the pandemic, my boss asked me to be a leader, and I refused.</w:t>
+      </w:r>
+    </w:p>
+    <w:p>
+      <w:pPr>
+        <w:rPr>
+          <w:sz w:val="40"/>
+          <w:szCs w:val="40"/>
+          <w:lang w:val="en-US"/>
+        </w:rPr>
+      </w:pPr>
+    </w:p>
+    <w:p>
+      <w:pPr>
+        <w:rPr>
+          <w:sz w:val="40"/>
+          <w:szCs w:val="40"/>
+          <w:lang w:val="en-US"/>
+        </w:rPr>
+      </w:pPr>
+      <w:r>
+        <w:rPr>
+          <w:sz w:val="40"/>
+          <w:szCs w:val="40"/>
+          <w:lang w:val="en-US"/>
+        </w:rPr>
+        <w:t>What do you regret?</w:t>
+      </w:r>
+    </w:p>
+    <w:p>
+      <w:pPr>
+        <w:rPr>
+          <w:sz w:val="40"/>
+          <w:szCs w:val="40"/>
+          <w:lang w:val="en-US"/>
+        </w:rPr>
+      </w:pPr>
+      <w:r>
+        <w:rPr>
+          <w:sz w:val="40"/>
+          <w:szCs w:val="40"/>
+          <w:lang w:val="en-US"/>
+        </w:rPr>
+        <w:t>I regret not accepting the group leader position at work.</w:t>
+      </w:r>
+    </w:p>
+    <w:p>
+      <w:pPr>
+        <w:rPr>
+          <w:sz w:val="40"/>
+          <w:szCs w:val="40"/>
+          <w:lang w:val="en-US"/>
+        </w:rPr>
+      </w:pPr>
+    </w:p>
+    <w:p>
+      <w:pPr>
+        <w:rPr>
+          <w:sz w:val="40"/>
+          <w:szCs w:val="40"/>
+          <w:lang w:val="en-US"/>
+        </w:rPr>
+      </w:pPr>
+      <w:r>
+        <w:rPr>
+          <w:sz w:val="40"/>
+          <w:szCs w:val="40"/>
+          <w:lang w:val="en-US"/>
+        </w:rPr>
+        <w:t>What do you wish for now?</w:t>
+      </w:r>
+    </w:p>
+    <w:p>
+      <w:pPr>
+        <w:rPr>
+          <w:sz w:val="40"/>
+          <w:szCs w:val="40"/>
+          <w:lang w:val="en-US"/>
+        </w:rPr>
+      </w:pPr>
+      <w:r>
+        <w:rPr>
+          <w:sz w:val="40"/>
+          <w:szCs w:val="40"/>
+          <w:lang w:val="en-US"/>
+        </w:rPr>
+        <w:t>I wish for another opportunity for Mentor Capability Building</w:t>
       </w:r>
     </w:p>
     <w:sectPr>
